--- a/data_structure/lab/lab01/数据结构实验一报告.docx
+++ b/data_structure/lab/lab01/数据结构实验一报告.docx
@@ -260,6 +260,39 @@
         <w:pStyle w:val="9"/>
         <w:ind w:firstLine="210" w:firstLineChars="100"/>
         <w:rPr>
+          <w:rFonts w:hint="eastAsia"/>
+          <w:sz w:val="21"/>
+          <w:lang w:val="en-US" w:eastAsia="zh-CN"/>
+        </w:rPr>
+      </w:pPr>
+      <w:r>
+        <w:rPr>
+          <w:rFonts w:hint="eastAsia"/>
+          <w:sz w:val="21"/>
+        </w:rPr>
+        <w:t>年级专业</w:t>
+      </w:r>
+      <w:r>
+        <w:rPr>
+          <w:rFonts w:hint="eastAsia"/>
+          <w:sz w:val="21"/>
+          <w:lang w:eastAsia="zh-CN"/>
+        </w:rPr>
+        <w:t>：</w:t>
+      </w:r>
+      <w:r>
+        <w:rPr>
+          <w:rFonts w:hint="eastAsia"/>
+          <w:sz w:val="21"/>
+          <w:lang w:val="en-US" w:eastAsia="zh-CN"/>
+        </w:rPr>
+        <w:t>25级大数据</w:t>
+      </w:r>
+    </w:p>
+    <w:p>
+      <w:pPr>
+        <w:pStyle w:val="9"/>
+        <w:rPr>
           <w:rFonts w:hint="default"/>
           <w:sz w:val="21"/>
           <w:lang w:val="en-US" w:eastAsia="zh-CN"/>
@@ -269,27 +302,10 @@
         <w:rPr>
           <w:rFonts w:hint="eastAsia"/>
           <w:sz w:val="21"/>
-        </w:rPr>
-        <w:t>年级专业</w:t>
-      </w:r>
-      <w:r>
-        <w:rPr>
-          <w:rFonts w:hint="eastAsia"/>
-          <w:sz w:val="21"/>
-          <w:lang w:eastAsia="zh-CN"/>
-        </w:rPr>
-        <w:t>：</w:t>
-      </w:r>
-      <w:r>
-        <w:rPr>
-          <w:rFonts w:hint="eastAsia"/>
-          <w:sz w:val="21"/>
           <w:lang w:val="en-US" w:eastAsia="zh-CN"/>
         </w:rPr>
-        <w:t>25级大数据</w:t>
-      </w:r>
-      <w:bookmarkStart w:id="0" w:name="_GoBack"/>
-      <w:bookmarkEnd w:id="0"/>
+        <w:t xml:space="preserve">  项目地址：https://github.com/InsomNyaq/CS-hom.git</w:t>
+      </w:r>
     </w:p>
     <w:p>
       <w:pPr>
@@ -445,6 +461,8 @@
         </w:rPr>
         <w:t>第一行输入 n（1≤n≤10）和 x，第二行输入 n 个整数。查找过程按“[left,right][mid]”逐行输出，数字和符号之间不加空格。非法序列只输出“Invalid Value”，不进入查找过程。</w:t>
       </w:r>
+      <w:bookmarkStart w:id="0" w:name="_GoBack"/>
+      <w:bookmarkEnd w:id="0"/>
     </w:p>
     <w:p>
       <w:pPr>
